--- a/documentazione/Analisi Funzionali/LogiChain_ERP_Analisi_Funzionale_V3.docx
+++ b/documentazione/Analisi Funzionali/LogiChain_ERP_Analisi_Funzionale_V3.docx
@@ -94,12 +94,6 @@
         <w:gridCol w:w="6960"/>
       </w:tblGrid>
       <w:tr>
-        <w:tblPrEx>
-          <w:tblCellMar>
-            <w:top w:w="0" w:type="dxa"/>
-            <w:bottom w:w="0" w:type="dxa"/>
-          </w:tblCellMar>
-        </w:tblPrEx>
         <w:tc>
           <w:tcPr>
             <w:tcW w:w="2400" w:type="dxa"/>
@@ -153,32 +147,12 @@
                 <w:sz w:val="18"/>
                 <w:szCs w:val="18"/>
               </w:rPr>
-              <w:t>v</w:t>
-            </w:r>
-            <w:r>
-              <w:rPr>
-                <w:sz w:val="18"/>
-                <w:szCs w:val="18"/>
-              </w:rPr>
-              <w:t xml:space="preserve">3.0 — Analisi Funzionale </w:t>
-            </w:r>
-            <w:r>
-              <w:rPr>
-                <w:sz w:val="18"/>
-                <w:szCs w:val="18"/>
-              </w:rPr>
-              <w:t>LogiChain ERP</w:t>
+              <w:t>v3.0 — Analisi Funzionale LogiChain ERP</w:t>
             </w:r>
           </w:p>
         </w:tc>
       </w:tr>
       <w:tr>
-        <w:tblPrEx>
-          <w:tblCellMar>
-            <w:top w:w="0" w:type="dxa"/>
-            <w:bottom w:w="0" w:type="dxa"/>
-          </w:tblCellMar>
-        </w:tblPrEx>
         <w:tc>
           <w:tcPr>
             <w:tcW w:w="2400" w:type="dxa"/>
@@ -232,25 +206,12 @@
                 <w:sz w:val="18"/>
                 <w:szCs w:val="18"/>
               </w:rPr>
-              <w:t xml:space="preserve">08 </w:t>
-            </w:r>
-            <w:r>
-              <w:rPr>
-                <w:sz w:val="18"/>
-                <w:szCs w:val="18"/>
-              </w:rPr>
-              <w:t>Giugno 2026</w:t>
+              <w:t>08 Giugno 2026</w:t>
             </w:r>
           </w:p>
         </w:tc>
       </w:tr>
       <w:tr>
-        <w:tblPrEx>
-          <w:tblCellMar>
-            <w:top w:w="0" w:type="dxa"/>
-            <w:bottom w:w="0" w:type="dxa"/>
-          </w:tblCellMar>
-        </w:tblPrEx>
         <w:tc>
           <w:tcPr>
             <w:tcW w:w="2400" w:type="dxa"/>
@@ -310,12 +271,6 @@
         </w:tc>
       </w:tr>
       <w:tr>
-        <w:tblPrEx>
-          <w:tblCellMar>
-            <w:top w:w="0" w:type="dxa"/>
-            <w:bottom w:w="0" w:type="dxa"/>
-          </w:tblCellMar>
-        </w:tblPrEx>
         <w:tc>
           <w:tcPr>
             <w:tcW w:w="2400" w:type="dxa"/>
@@ -375,12 +330,6 @@
         </w:tc>
       </w:tr>
       <w:tr>
-        <w:tblPrEx>
-          <w:tblCellMar>
-            <w:top w:w="0" w:type="dxa"/>
-            <w:bottom w:w="0" w:type="dxa"/>
-          </w:tblCellMar>
-        </w:tblPrEx>
         <w:tc>
           <w:tcPr>
             <w:tcW w:w="2400" w:type="dxa"/>
@@ -436,12 +385,6 @@
         </w:tc>
       </w:tr>
       <w:tr>
-        <w:tblPrEx>
-          <w:tblCellMar>
-            <w:top w:w="0" w:type="dxa"/>
-            <w:bottom w:w="0" w:type="dxa"/>
-          </w:tblCellMar>
-        </w:tblPrEx>
         <w:tc>
           <w:tcPr>
             <w:tcW w:w="2400" w:type="dxa"/>
@@ -776,12 +719,6 @@
         <w:gridCol w:w="2582"/>
       </w:tblGrid>
       <w:tr>
-        <w:tblPrEx>
-          <w:tblCellMar>
-            <w:top w:w="0" w:type="dxa"/>
-            <w:bottom w:w="0" w:type="dxa"/>
-          </w:tblCellMar>
-        </w:tblPrEx>
         <w:tc>
           <w:tcPr>
             <w:tcW w:w="1000" w:type="dxa"/>
@@ -908,12 +845,6 @@
         </w:tc>
       </w:tr>
       <w:tr>
-        <w:tblPrEx>
-          <w:tblCellMar>
-            <w:top w:w="0" w:type="dxa"/>
-            <w:bottom w:w="0" w:type="dxa"/>
-          </w:tblCellMar>
-        </w:tblPrEx>
         <w:tc>
           <w:tcPr>
             <w:tcW w:w="1000" w:type="dxa"/>
@@ -1025,12 +956,6 @@
         </w:tc>
       </w:tr>
       <w:tr>
-        <w:tblPrEx>
-          <w:tblCellMar>
-            <w:top w:w="0" w:type="dxa"/>
-            <w:bottom w:w="0" w:type="dxa"/>
-          </w:tblCellMar>
-        </w:tblPrEx>
         <w:tc>
           <w:tcPr>
             <w:tcW w:w="1000" w:type="dxa"/>
@@ -1142,12 +1067,6 @@
         </w:tc>
       </w:tr>
       <w:tr>
-        <w:tblPrEx>
-          <w:tblCellMar>
-            <w:top w:w="0" w:type="dxa"/>
-            <w:bottom w:w="0" w:type="dxa"/>
-          </w:tblCellMar>
-        </w:tblPrEx>
         <w:tc>
           <w:tcPr>
             <w:tcW w:w="1000" w:type="dxa"/>
@@ -1259,12 +1178,6 @@
         </w:tc>
       </w:tr>
       <w:tr>
-        <w:tblPrEx>
-          <w:tblCellMar>
-            <w:top w:w="0" w:type="dxa"/>
-            <w:bottom w:w="0" w:type="dxa"/>
-          </w:tblCellMar>
-        </w:tblPrEx>
         <w:tc>
           <w:tcPr>
             <w:tcW w:w="1000" w:type="dxa"/>
@@ -1377,12 +1290,6 @@
         </w:tc>
       </w:tr>
       <w:tr>
-        <w:tblPrEx>
-          <w:tblCellMar>
-            <w:top w:w="0" w:type="dxa"/>
-            <w:bottom w:w="0" w:type="dxa"/>
-          </w:tblCellMar>
-        </w:tblPrEx>
         <w:tc>
           <w:tcPr>
             <w:tcW w:w="1000" w:type="dxa"/>
@@ -1494,12 +1401,6 @@
         </w:tc>
       </w:tr>
       <w:tr>
-        <w:tblPrEx>
-          <w:tblCellMar>
-            <w:top w:w="0" w:type="dxa"/>
-            <w:bottom w:w="0" w:type="dxa"/>
-          </w:tblCellMar>
-        </w:tblPrEx>
         <w:tc>
           <w:tcPr>
             <w:tcW w:w="1000" w:type="dxa"/>
@@ -1611,12 +1512,6 @@
         </w:tc>
       </w:tr>
       <w:tr>
-        <w:tblPrEx>
-          <w:tblCellMar>
-            <w:top w:w="0" w:type="dxa"/>
-            <w:bottom w:w="0" w:type="dxa"/>
-          </w:tblCellMar>
-        </w:tblPrEx>
         <w:tc>
           <w:tcPr>
             <w:tcW w:w="1000" w:type="dxa"/>
@@ -1728,12 +1623,6 @@
         </w:tc>
       </w:tr>
       <w:tr>
-        <w:tblPrEx>
-          <w:tblCellMar>
-            <w:top w:w="0" w:type="dxa"/>
-            <w:bottom w:w="0" w:type="dxa"/>
-          </w:tblCellMar>
-        </w:tblPrEx>
         <w:tc>
           <w:tcPr>
             <w:tcW w:w="1000" w:type="dxa"/>
@@ -1837,12 +1726,6 @@
         </w:tc>
       </w:tr>
       <w:tr>
-        <w:tblPrEx>
-          <w:tblCellMar>
-            <w:top w:w="0" w:type="dxa"/>
-            <w:bottom w:w="0" w:type="dxa"/>
-          </w:tblCellMar>
-        </w:tblPrEx>
         <w:tc>
           <w:tcPr>
             <w:tcW w:w="1000" w:type="dxa"/>
@@ -1946,12 +1829,6 @@
         </w:tc>
       </w:tr>
       <w:tr>
-        <w:tblPrEx>
-          <w:tblCellMar>
-            <w:top w:w="0" w:type="dxa"/>
-            <w:bottom w:w="0" w:type="dxa"/>
-          </w:tblCellMar>
-        </w:tblPrEx>
         <w:tc>
           <w:tcPr>
             <w:tcW w:w="1000" w:type="dxa"/>
@@ -2063,12 +1940,6 @@
         </w:tc>
       </w:tr>
       <w:tr>
-        <w:tblPrEx>
-          <w:tblCellMar>
-            <w:top w:w="0" w:type="dxa"/>
-            <w:bottom w:w="0" w:type="dxa"/>
-          </w:tblCellMar>
-        </w:tblPrEx>
         <w:tc>
           <w:tcPr>
             <w:tcW w:w="1000" w:type="dxa"/>
@@ -2180,12 +2051,6 @@
         </w:tc>
       </w:tr>
       <w:tr>
-        <w:tblPrEx>
-          <w:tblCellMar>
-            <w:top w:w="0" w:type="dxa"/>
-            <w:bottom w:w="0" w:type="dxa"/>
-          </w:tblCellMar>
-        </w:tblPrEx>
         <w:tc>
           <w:tcPr>
             <w:tcW w:w="1000" w:type="dxa"/>
@@ -2289,12 +2154,6 @@
         </w:tc>
       </w:tr>
       <w:tr>
-        <w:tblPrEx>
-          <w:tblCellMar>
-            <w:top w:w="0" w:type="dxa"/>
-            <w:bottom w:w="0" w:type="dxa"/>
-          </w:tblCellMar>
-        </w:tblPrEx>
         <w:tc>
           <w:tcPr>
             <w:tcW w:w="1000" w:type="dxa"/>
@@ -2406,12 +2265,6 @@
         </w:tc>
       </w:tr>
       <w:tr>
-        <w:tblPrEx>
-          <w:tblCellMar>
-            <w:top w:w="0" w:type="dxa"/>
-            <w:bottom w:w="0" w:type="dxa"/>
-          </w:tblCellMar>
-        </w:tblPrEx>
         <w:tc>
           <w:tcPr>
             <w:tcW w:w="1000" w:type="dxa"/>
@@ -2523,12 +2376,6 @@
         </w:tc>
       </w:tr>
       <w:tr>
-        <w:tblPrEx>
-          <w:tblCellMar>
-            <w:top w:w="0" w:type="dxa"/>
-            <w:bottom w:w="0" w:type="dxa"/>
-          </w:tblCellMar>
-        </w:tblPrEx>
         <w:tc>
           <w:tcPr>
             <w:tcW w:w="1000" w:type="dxa"/>
@@ -2632,12 +2479,6 @@
         </w:tc>
       </w:tr>
       <w:tr>
-        <w:tblPrEx>
-          <w:tblCellMar>
-            <w:top w:w="0" w:type="dxa"/>
-            <w:bottom w:w="0" w:type="dxa"/>
-          </w:tblCellMar>
-        </w:tblPrEx>
         <w:tc>
           <w:tcPr>
             <w:tcW w:w="1000" w:type="dxa"/>
@@ -2938,12 +2779,6 @@
         <w:gridCol w:w="4602"/>
       </w:tblGrid>
       <w:tr>
-        <w:tblPrEx>
-          <w:tblCellMar>
-            <w:top w:w="0" w:type="dxa"/>
-            <w:bottom w:w="0" w:type="dxa"/>
-          </w:tblCellMar>
-        </w:tblPrEx>
         <w:tc>
           <w:tcPr>
             <w:tcW w:w="2000" w:type="dxa"/>
@@ -3039,12 +2874,6 @@
         </w:tc>
       </w:tr>
       <w:tr>
-        <w:tblPrEx>
-          <w:tblCellMar>
-            <w:top w:w="0" w:type="dxa"/>
-            <w:bottom w:w="0" w:type="dxa"/>
-          </w:tblCellMar>
-        </w:tblPrEx>
         <w:tc>
           <w:tcPr>
             <w:tcW w:w="2000" w:type="dxa"/>
@@ -3135,12 +2964,6 @@
         </w:tc>
       </w:tr>
       <w:tr>
-        <w:tblPrEx>
-          <w:tblCellMar>
-            <w:top w:w="0" w:type="dxa"/>
-            <w:bottom w:w="0" w:type="dxa"/>
-          </w:tblCellMar>
-        </w:tblPrEx>
         <w:tc>
           <w:tcPr>
             <w:tcW w:w="2000" w:type="dxa"/>
@@ -3230,12 +3053,6 @@
         </w:tc>
       </w:tr>
       <w:tr>
-        <w:tblPrEx>
-          <w:tblCellMar>
-            <w:top w:w="0" w:type="dxa"/>
-            <w:bottom w:w="0" w:type="dxa"/>
-          </w:tblCellMar>
-        </w:tblPrEx>
         <w:tc>
           <w:tcPr>
             <w:tcW w:w="2000" w:type="dxa"/>
@@ -3319,12 +3136,6 @@
         </w:tc>
       </w:tr>
       <w:tr>
-        <w:tblPrEx>
-          <w:tblCellMar>
-            <w:top w:w="0" w:type="dxa"/>
-            <w:bottom w:w="0" w:type="dxa"/>
-          </w:tblCellMar>
-        </w:tblPrEx>
         <w:tc>
           <w:tcPr>
             <w:tcW w:w="2000" w:type="dxa"/>
@@ -3414,12 +3225,6 @@
         </w:tc>
       </w:tr>
       <w:tr>
-        <w:tblPrEx>
-          <w:tblCellMar>
-            <w:top w:w="0" w:type="dxa"/>
-            <w:bottom w:w="0" w:type="dxa"/>
-          </w:tblCellMar>
-        </w:tblPrEx>
         <w:tc>
           <w:tcPr>
             <w:tcW w:w="2000" w:type="dxa"/>
@@ -3503,12 +3308,6 @@
         </w:tc>
       </w:tr>
       <w:tr>
-        <w:tblPrEx>
-          <w:tblCellMar>
-            <w:top w:w="0" w:type="dxa"/>
-            <w:bottom w:w="0" w:type="dxa"/>
-          </w:tblCellMar>
-        </w:tblPrEx>
         <w:tc>
           <w:tcPr>
             <w:tcW w:w="2000" w:type="dxa"/>
@@ -3592,12 +3391,6 @@
         </w:tc>
       </w:tr>
       <w:tr>
-        <w:tblPrEx>
-          <w:tblCellMar>
-            <w:top w:w="0" w:type="dxa"/>
-            <w:bottom w:w="0" w:type="dxa"/>
-          </w:tblCellMar>
-        </w:tblPrEx>
         <w:tc>
           <w:tcPr>
             <w:tcW w:w="2000" w:type="dxa"/>
@@ -3681,12 +3474,6 @@
         </w:tc>
       </w:tr>
       <w:tr>
-        <w:tblPrEx>
-          <w:tblCellMar>
-            <w:top w:w="0" w:type="dxa"/>
-            <w:bottom w:w="0" w:type="dxa"/>
-          </w:tblCellMar>
-        </w:tblPrEx>
         <w:tc>
           <w:tcPr>
             <w:tcW w:w="2000" w:type="dxa"/>
@@ -3770,12 +3557,6 @@
         </w:tc>
       </w:tr>
       <w:tr>
-        <w:tblPrEx>
-          <w:tblCellMar>
-            <w:top w:w="0" w:type="dxa"/>
-            <w:bottom w:w="0" w:type="dxa"/>
-          </w:tblCellMar>
-        </w:tblPrEx>
         <w:tc>
           <w:tcPr>
             <w:tcW w:w="2000" w:type="dxa"/>
@@ -3859,12 +3640,6 @@
         </w:tc>
       </w:tr>
       <w:tr>
-        <w:tblPrEx>
-          <w:tblCellMar>
-            <w:top w:w="0" w:type="dxa"/>
-            <w:bottom w:w="0" w:type="dxa"/>
-          </w:tblCellMar>
-        </w:tblPrEx>
         <w:tc>
           <w:tcPr>
             <w:tcW w:w="2000" w:type="dxa"/>
@@ -3997,17 +3772,7 @@
           <w:sz w:val="18"/>
           <w:szCs w:val="18"/>
         </w:rPr>
-        <w:t>V</w:t>
-      </w:r>
-      <w:r>
-        <w:rPr>
-          <w:i/>
-          <w:iCs/>
-          <w:color w:val="595959"/>
-          <w:sz w:val="18"/>
-          <w:szCs w:val="18"/>
-        </w:rPr>
-        <w:t>3: architettura aggiornata da 4 a 5 layer distinti. Il layer SQL è denominato Models (non Queries).</w:t>
+        <w:t>V3: architettura aggiornata da 4 a 5 layer distinti. Il layer SQL è denominato Models (non Queries).</w:t>
       </w:r>
     </w:p>
     <w:p>
@@ -4363,12 +4128,6 @@
         <w:gridCol w:w="5360"/>
       </w:tblGrid>
       <w:tr>
-        <w:tblPrEx>
-          <w:tblCellMar>
-            <w:top w:w="0" w:type="dxa"/>
-            <w:bottom w:w="0" w:type="dxa"/>
-          </w:tblCellMar>
-        </w:tblPrEx>
         <w:tc>
           <w:tcPr>
             <w:tcW w:w="4000" w:type="dxa"/>
@@ -4433,12 +4192,6 @@
         </w:tc>
       </w:tr>
       <w:tr>
-        <w:tblPrEx>
-          <w:tblCellMar>
-            <w:top w:w="0" w:type="dxa"/>
-            <w:bottom w:w="0" w:type="dxa"/>
-          </w:tblCellMar>
-        </w:tblPrEx>
         <w:tc>
           <w:tcPr>
             <w:tcW w:w="4000" w:type="dxa"/>
@@ -4497,12 +4250,6 @@
         </w:tc>
       </w:tr>
       <w:tr>
-        <w:tblPrEx>
-          <w:tblCellMar>
-            <w:top w:w="0" w:type="dxa"/>
-            <w:bottom w:w="0" w:type="dxa"/>
-          </w:tblCellMar>
-        </w:tblPrEx>
         <w:tc>
           <w:tcPr>
             <w:tcW w:w="4000" w:type="dxa"/>
@@ -4567,12 +4314,6 @@
         </w:tc>
       </w:tr>
       <w:tr>
-        <w:tblPrEx>
-          <w:tblCellMar>
-            <w:top w:w="0" w:type="dxa"/>
-            <w:bottom w:w="0" w:type="dxa"/>
-          </w:tblCellMar>
-        </w:tblPrEx>
         <w:tc>
           <w:tcPr>
             <w:tcW w:w="4000" w:type="dxa"/>
@@ -4631,12 +4372,6 @@
         </w:tc>
       </w:tr>
       <w:tr>
-        <w:tblPrEx>
-          <w:tblCellMar>
-            <w:top w:w="0" w:type="dxa"/>
-            <w:bottom w:w="0" w:type="dxa"/>
-          </w:tblCellMar>
-        </w:tblPrEx>
         <w:tc>
           <w:tcPr>
             <w:tcW w:w="4000" w:type="dxa"/>
@@ -4695,12 +4430,6 @@
         </w:tc>
       </w:tr>
       <w:tr>
-        <w:tblPrEx>
-          <w:tblCellMar>
-            <w:top w:w="0" w:type="dxa"/>
-            <w:bottom w:w="0" w:type="dxa"/>
-          </w:tblCellMar>
-        </w:tblPrEx>
         <w:tc>
           <w:tcPr>
             <w:tcW w:w="4000" w:type="dxa"/>
@@ -4761,12 +4490,6 @@
         </w:tc>
       </w:tr>
       <w:tr>
-        <w:tblPrEx>
-          <w:tblCellMar>
-            <w:top w:w="0" w:type="dxa"/>
-            <w:bottom w:w="0" w:type="dxa"/>
-          </w:tblCellMar>
-        </w:tblPrEx>
         <w:tc>
           <w:tcPr>
             <w:tcW w:w="4000" w:type="dxa"/>
@@ -4825,12 +4548,6 @@
         </w:tc>
       </w:tr>
       <w:tr>
-        <w:tblPrEx>
-          <w:tblCellMar>
-            <w:top w:w="0" w:type="dxa"/>
-            <w:bottom w:w="0" w:type="dxa"/>
-          </w:tblCellMar>
-        </w:tblPrEx>
         <w:tc>
           <w:tcPr>
             <w:tcW w:w="4000" w:type="dxa"/>
@@ -4889,12 +4606,6 @@
         </w:tc>
       </w:tr>
       <w:tr>
-        <w:tblPrEx>
-          <w:tblCellMar>
-            <w:top w:w="0" w:type="dxa"/>
-            <w:bottom w:w="0" w:type="dxa"/>
-          </w:tblCellMar>
-        </w:tblPrEx>
         <w:tc>
           <w:tcPr>
             <w:tcW w:w="4000" w:type="dxa"/>
@@ -4953,12 +4664,6 @@
         </w:tc>
       </w:tr>
       <w:tr>
-        <w:tblPrEx>
-          <w:tblCellMar>
-            <w:top w:w="0" w:type="dxa"/>
-            <w:bottom w:w="0" w:type="dxa"/>
-          </w:tblCellMar>
-        </w:tblPrEx>
         <w:tc>
           <w:tcPr>
             <w:tcW w:w="4000" w:type="dxa"/>
@@ -5017,12 +4722,6 @@
         </w:tc>
       </w:tr>
       <w:tr>
-        <w:tblPrEx>
-          <w:tblCellMar>
-            <w:top w:w="0" w:type="dxa"/>
-            <w:bottom w:w="0" w:type="dxa"/>
-          </w:tblCellMar>
-        </w:tblPrEx>
         <w:tc>
           <w:tcPr>
             <w:tcW w:w="4000" w:type="dxa"/>
@@ -5081,12 +4780,6 @@
         </w:tc>
       </w:tr>
       <w:tr>
-        <w:tblPrEx>
-          <w:tblCellMar>
-            <w:top w:w="0" w:type="dxa"/>
-            <w:bottom w:w="0" w:type="dxa"/>
-          </w:tblCellMar>
-        </w:tblPrEx>
         <w:tc>
           <w:tcPr>
             <w:tcW w:w="4000" w:type="dxa"/>
@@ -5145,12 +4838,6 @@
         </w:tc>
       </w:tr>
       <w:tr>
-        <w:tblPrEx>
-          <w:tblCellMar>
-            <w:top w:w="0" w:type="dxa"/>
-            <w:bottom w:w="0" w:type="dxa"/>
-          </w:tblCellMar>
-        </w:tblPrEx>
         <w:tc>
           <w:tcPr>
             <w:tcW w:w="4000" w:type="dxa"/>
@@ -5443,12 +5130,6 @@
         <w:gridCol w:w="7160"/>
       </w:tblGrid>
       <w:tr>
-        <w:tblPrEx>
-          <w:tblCellMar>
-            <w:top w:w="0" w:type="dxa"/>
-            <w:bottom w:w="0" w:type="dxa"/>
-          </w:tblCellMar>
-        </w:tblPrEx>
         <w:tc>
           <w:tcPr>
             <w:tcW w:w="2200" w:type="dxa"/>
@@ -5513,12 +5194,6 @@
         </w:tc>
       </w:tr>
       <w:tr>
-        <w:tblPrEx>
-          <w:tblCellMar>
-            <w:top w:w="0" w:type="dxa"/>
-            <w:bottom w:w="0" w:type="dxa"/>
-          </w:tblCellMar>
-        </w:tblPrEx>
         <w:tc>
           <w:tcPr>
             <w:tcW w:w="2200" w:type="dxa"/>
@@ -5577,12 +5252,6 @@
         </w:tc>
       </w:tr>
       <w:tr>
-        <w:tblPrEx>
-          <w:tblCellMar>
-            <w:top w:w="0" w:type="dxa"/>
-            <w:bottom w:w="0" w:type="dxa"/>
-          </w:tblCellMar>
-        </w:tblPrEx>
         <w:tc>
           <w:tcPr>
             <w:tcW w:w="2200" w:type="dxa"/>
@@ -5641,12 +5310,6 @@
         </w:tc>
       </w:tr>
       <w:tr>
-        <w:tblPrEx>
-          <w:tblCellMar>
-            <w:top w:w="0" w:type="dxa"/>
-            <w:bottom w:w="0" w:type="dxa"/>
-          </w:tblCellMar>
-        </w:tblPrEx>
         <w:tc>
           <w:tcPr>
             <w:tcW w:w="2200" w:type="dxa"/>
@@ -5705,12 +5368,6 @@
         </w:tc>
       </w:tr>
       <w:tr>
-        <w:tblPrEx>
-          <w:tblCellMar>
-            <w:top w:w="0" w:type="dxa"/>
-            <w:bottom w:w="0" w:type="dxa"/>
-          </w:tblCellMar>
-        </w:tblPrEx>
         <w:tc>
           <w:tcPr>
             <w:tcW w:w="2200" w:type="dxa"/>
@@ -5769,12 +5426,6 @@
         </w:tc>
       </w:tr>
       <w:tr>
-        <w:tblPrEx>
-          <w:tblCellMar>
-            <w:top w:w="0" w:type="dxa"/>
-            <w:bottom w:w="0" w:type="dxa"/>
-          </w:tblCellMar>
-        </w:tblPrEx>
         <w:tc>
           <w:tcPr>
             <w:tcW w:w="2200" w:type="dxa"/>
@@ -6691,12 +6342,6 @@
         <w:gridCol w:w="4360"/>
       </w:tblGrid>
       <w:tr>
-        <w:tblPrEx>
-          <w:tblCellMar>
-            <w:top w:w="0" w:type="dxa"/>
-            <w:bottom w:w="0" w:type="dxa"/>
-          </w:tblCellMar>
-        </w:tblPrEx>
         <w:tc>
           <w:tcPr>
             <w:tcW w:w="2000" w:type="dxa"/>
@@ -6792,12 +6437,6 @@
         </w:tc>
       </w:tr>
       <w:tr>
-        <w:tblPrEx>
-          <w:tblCellMar>
-            <w:top w:w="0" w:type="dxa"/>
-            <w:bottom w:w="0" w:type="dxa"/>
-          </w:tblCellMar>
-        </w:tblPrEx>
         <w:tc>
           <w:tcPr>
             <w:tcW w:w="2000" w:type="dxa"/>
@@ -6881,12 +6520,6 @@
         </w:tc>
       </w:tr>
       <w:tr>
-        <w:tblPrEx>
-          <w:tblCellMar>
-            <w:top w:w="0" w:type="dxa"/>
-            <w:bottom w:w="0" w:type="dxa"/>
-          </w:tblCellMar>
-        </w:tblPrEx>
         <w:tc>
           <w:tcPr>
             <w:tcW w:w="2000" w:type="dxa"/>
@@ -6970,12 +6603,6 @@
         </w:tc>
       </w:tr>
       <w:tr>
-        <w:tblPrEx>
-          <w:tblCellMar>
-            <w:top w:w="0" w:type="dxa"/>
-            <w:bottom w:w="0" w:type="dxa"/>
-          </w:tblCellMar>
-        </w:tblPrEx>
         <w:tc>
           <w:tcPr>
             <w:tcW w:w="2000" w:type="dxa"/>
@@ -7065,12 +6692,6 @@
         </w:tc>
       </w:tr>
       <w:tr>
-        <w:tblPrEx>
-          <w:tblCellMar>
-            <w:top w:w="0" w:type="dxa"/>
-            <w:bottom w:w="0" w:type="dxa"/>
-          </w:tblCellMar>
-        </w:tblPrEx>
         <w:tc>
           <w:tcPr>
             <w:tcW w:w="2000" w:type="dxa"/>
@@ -7154,12 +6775,6 @@
         </w:tc>
       </w:tr>
       <w:tr>
-        <w:tblPrEx>
-          <w:tblCellMar>
-            <w:top w:w="0" w:type="dxa"/>
-            <w:bottom w:w="0" w:type="dxa"/>
-          </w:tblCellMar>
-        </w:tblPrEx>
         <w:tc>
           <w:tcPr>
             <w:tcW w:w="2000" w:type="dxa"/>
@@ -7243,12 +6858,6 @@
         </w:tc>
       </w:tr>
       <w:tr>
-        <w:tblPrEx>
-          <w:tblCellMar>
-            <w:top w:w="0" w:type="dxa"/>
-            <w:bottom w:w="0" w:type="dxa"/>
-          </w:tblCellMar>
-        </w:tblPrEx>
         <w:tc>
           <w:tcPr>
             <w:tcW w:w="2000" w:type="dxa"/>
@@ -7338,12 +6947,6 @@
         </w:tc>
       </w:tr>
       <w:tr>
-        <w:tblPrEx>
-          <w:tblCellMar>
-            <w:top w:w="0" w:type="dxa"/>
-            <w:bottom w:w="0" w:type="dxa"/>
-          </w:tblCellMar>
-        </w:tblPrEx>
         <w:tc>
           <w:tcPr>
             <w:tcW w:w="2000" w:type="dxa"/>
@@ -7430,12 +7033,6 @@
         </w:tc>
       </w:tr>
       <w:tr>
-        <w:tblPrEx>
-          <w:tblCellMar>
-            <w:top w:w="0" w:type="dxa"/>
-            <w:bottom w:w="0" w:type="dxa"/>
-          </w:tblCellMar>
-        </w:tblPrEx>
         <w:tc>
           <w:tcPr>
             <w:tcW w:w="2000" w:type="dxa"/>
@@ -7522,12 +7119,6 @@
         </w:tc>
       </w:tr>
       <w:tr>
-        <w:tblPrEx>
-          <w:tblCellMar>
-            <w:top w:w="0" w:type="dxa"/>
-            <w:bottom w:w="0" w:type="dxa"/>
-          </w:tblCellMar>
-        </w:tblPrEx>
         <w:tc>
           <w:tcPr>
             <w:tcW w:w="2000" w:type="dxa"/>
@@ -7611,12 +7202,6 @@
         </w:tc>
       </w:tr>
       <w:tr>
-        <w:tblPrEx>
-          <w:tblCellMar>
-            <w:top w:w="0" w:type="dxa"/>
-            <w:bottom w:w="0" w:type="dxa"/>
-          </w:tblCellMar>
-        </w:tblPrEx>
         <w:tc>
           <w:tcPr>
             <w:tcW w:w="2000" w:type="dxa"/>
@@ -7700,12 +7285,6 @@
         </w:tc>
       </w:tr>
       <w:tr>
-        <w:tblPrEx>
-          <w:tblCellMar>
-            <w:top w:w="0" w:type="dxa"/>
-            <w:bottom w:w="0" w:type="dxa"/>
-          </w:tblCellMar>
-        </w:tblPrEx>
         <w:tc>
           <w:tcPr>
             <w:tcW w:w="2000" w:type="dxa"/>
@@ -7935,12 +7514,6 @@
         <w:gridCol w:w="3160"/>
       </w:tblGrid>
       <w:tr>
-        <w:tblPrEx>
-          <w:tblCellMar>
-            <w:top w:w="0" w:type="dxa"/>
-            <w:bottom w:w="0" w:type="dxa"/>
-          </w:tblCellMar>
-        </w:tblPrEx>
         <w:tc>
           <w:tcPr>
             <w:tcW w:w="2400" w:type="dxa"/>
@@ -8067,12 +7640,6 @@
         </w:tc>
       </w:tr>
       <w:tr>
-        <w:tblPrEx>
-          <w:tblCellMar>
-            <w:top w:w="0" w:type="dxa"/>
-            <w:bottom w:w="0" w:type="dxa"/>
-          </w:tblCellMar>
-        </w:tblPrEx>
         <w:tc>
           <w:tcPr>
             <w:tcW w:w="2400" w:type="dxa"/>
@@ -8175,12 +7742,6 @@
         </w:tc>
       </w:tr>
       <w:tr>
-        <w:tblPrEx>
-          <w:tblCellMar>
-            <w:top w:w="0" w:type="dxa"/>
-            <w:bottom w:w="0" w:type="dxa"/>
-          </w:tblCellMar>
-        </w:tblPrEx>
         <w:tc>
           <w:tcPr>
             <w:tcW w:w="2400" w:type="dxa"/>
@@ -8291,12 +7852,6 @@
         </w:tc>
       </w:tr>
       <w:tr>
-        <w:tblPrEx>
-          <w:tblCellMar>
-            <w:top w:w="0" w:type="dxa"/>
-            <w:bottom w:w="0" w:type="dxa"/>
-          </w:tblCellMar>
-        </w:tblPrEx>
         <w:tc>
           <w:tcPr>
             <w:tcW w:w="2400" w:type="dxa"/>
@@ -8407,12 +7962,6 @@
         </w:tc>
       </w:tr>
       <w:tr>
-        <w:tblPrEx>
-          <w:tblCellMar>
-            <w:top w:w="0" w:type="dxa"/>
-            <w:bottom w:w="0" w:type="dxa"/>
-          </w:tblCellMar>
-        </w:tblPrEx>
         <w:tc>
           <w:tcPr>
             <w:tcW w:w="2400" w:type="dxa"/>
@@ -8523,12 +8072,6 @@
         </w:tc>
       </w:tr>
       <w:tr>
-        <w:tblPrEx>
-          <w:tblCellMar>
-            <w:top w:w="0" w:type="dxa"/>
-            <w:bottom w:w="0" w:type="dxa"/>
-          </w:tblCellMar>
-        </w:tblPrEx>
         <w:tc>
           <w:tcPr>
             <w:tcW w:w="2400" w:type="dxa"/>
@@ -8643,12 +8186,6 @@
         </w:tc>
       </w:tr>
       <w:tr>
-        <w:tblPrEx>
-          <w:tblCellMar>
-            <w:top w:w="0" w:type="dxa"/>
-            <w:bottom w:w="0" w:type="dxa"/>
-          </w:tblCellMar>
-        </w:tblPrEx>
         <w:tc>
           <w:tcPr>
             <w:tcW w:w="2400" w:type="dxa"/>
@@ -8763,12 +8300,6 @@
         </w:tc>
       </w:tr>
       <w:tr>
-        <w:tblPrEx>
-          <w:tblCellMar>
-            <w:top w:w="0" w:type="dxa"/>
-            <w:bottom w:w="0" w:type="dxa"/>
-          </w:tblCellMar>
-        </w:tblPrEx>
         <w:tc>
           <w:tcPr>
             <w:tcW w:w="2400" w:type="dxa"/>
@@ -8883,12 +8414,6 @@
         </w:tc>
       </w:tr>
       <w:tr>
-        <w:tblPrEx>
-          <w:tblCellMar>
-            <w:top w:w="0" w:type="dxa"/>
-            <w:bottom w:w="0" w:type="dxa"/>
-          </w:tblCellMar>
-        </w:tblPrEx>
         <w:tc>
           <w:tcPr>
             <w:tcW w:w="2400" w:type="dxa"/>
@@ -9003,12 +8528,6 @@
         </w:tc>
       </w:tr>
       <w:tr>
-        <w:tblPrEx>
-          <w:tblCellMar>
-            <w:top w:w="0" w:type="dxa"/>
-            <w:bottom w:w="0" w:type="dxa"/>
-          </w:tblCellMar>
-        </w:tblPrEx>
         <w:tc>
           <w:tcPr>
             <w:tcW w:w="2400" w:type="dxa"/>
@@ -9119,12 +8638,6 @@
         </w:tc>
       </w:tr>
       <w:tr>
-        <w:tblPrEx>
-          <w:tblCellMar>
-            <w:top w:w="0" w:type="dxa"/>
-            <w:bottom w:w="0" w:type="dxa"/>
-          </w:tblCellMar>
-        </w:tblPrEx>
         <w:tc>
           <w:tcPr>
             <w:tcW w:w="2400" w:type="dxa"/>
@@ -9227,12 +8740,6 @@
         </w:tc>
       </w:tr>
       <w:tr>
-        <w:tblPrEx>
-          <w:tblCellMar>
-            <w:top w:w="0" w:type="dxa"/>
-            <w:bottom w:w="0" w:type="dxa"/>
-          </w:tblCellMar>
-        </w:tblPrEx>
         <w:tc>
           <w:tcPr>
             <w:tcW w:w="2400" w:type="dxa"/>
@@ -9422,12 +8929,6 @@
         <w:gridCol w:w="3160"/>
       </w:tblGrid>
       <w:tr>
-        <w:tblPrEx>
-          <w:tblCellMar>
-            <w:top w:w="0" w:type="dxa"/>
-            <w:bottom w:w="0" w:type="dxa"/>
-          </w:tblCellMar>
-        </w:tblPrEx>
         <w:tc>
           <w:tcPr>
             <w:tcW w:w="2400" w:type="dxa"/>
@@ -9554,12 +9055,6 @@
         </w:tc>
       </w:tr>
       <w:tr>
-        <w:tblPrEx>
-          <w:tblCellMar>
-            <w:top w:w="0" w:type="dxa"/>
-            <w:bottom w:w="0" w:type="dxa"/>
-          </w:tblCellMar>
-        </w:tblPrEx>
         <w:tc>
           <w:tcPr>
             <w:tcW w:w="2400" w:type="dxa"/>
@@ -9662,12 +9157,6 @@
         </w:tc>
       </w:tr>
       <w:tr>
-        <w:tblPrEx>
-          <w:tblCellMar>
-            <w:top w:w="0" w:type="dxa"/>
-            <w:bottom w:w="0" w:type="dxa"/>
-          </w:tblCellMar>
-        </w:tblPrEx>
         <w:tc>
           <w:tcPr>
             <w:tcW w:w="2400" w:type="dxa"/>
@@ -9770,12 +9259,6 @@
         </w:tc>
       </w:tr>
       <w:tr>
-        <w:tblPrEx>
-          <w:tblCellMar>
-            <w:top w:w="0" w:type="dxa"/>
-            <w:bottom w:w="0" w:type="dxa"/>
-          </w:tblCellMar>
-        </w:tblPrEx>
         <w:tc>
           <w:tcPr>
             <w:tcW w:w="2400" w:type="dxa"/>
@@ -9886,12 +9369,6 @@
         </w:tc>
       </w:tr>
       <w:tr>
-        <w:tblPrEx>
-          <w:tblCellMar>
-            <w:top w:w="0" w:type="dxa"/>
-            <w:bottom w:w="0" w:type="dxa"/>
-          </w:tblCellMar>
-        </w:tblPrEx>
         <w:tc>
           <w:tcPr>
             <w:tcW w:w="2400" w:type="dxa"/>
@@ -10002,12 +9479,6 @@
         </w:tc>
       </w:tr>
       <w:tr>
-        <w:tblPrEx>
-          <w:tblCellMar>
-            <w:top w:w="0" w:type="dxa"/>
-            <w:bottom w:w="0" w:type="dxa"/>
-          </w:tblCellMar>
-        </w:tblPrEx>
         <w:tc>
           <w:tcPr>
             <w:tcW w:w="2400" w:type="dxa"/>
@@ -10122,12 +9593,6 @@
         </w:tc>
       </w:tr>
       <w:tr>
-        <w:tblPrEx>
-          <w:tblCellMar>
-            <w:top w:w="0" w:type="dxa"/>
-            <w:bottom w:w="0" w:type="dxa"/>
-          </w:tblCellMar>
-        </w:tblPrEx>
         <w:tc>
           <w:tcPr>
             <w:tcW w:w="2400" w:type="dxa"/>
@@ -10238,12 +9703,6 @@
         </w:tc>
       </w:tr>
       <w:tr>
-        <w:tblPrEx>
-          <w:tblCellMar>
-            <w:top w:w="0" w:type="dxa"/>
-            <w:bottom w:w="0" w:type="dxa"/>
-          </w:tblCellMar>
-        </w:tblPrEx>
         <w:tc>
           <w:tcPr>
             <w:tcW w:w="2400" w:type="dxa"/>
@@ -10354,12 +9813,6 @@
         </w:tc>
       </w:tr>
       <w:tr>
-        <w:tblPrEx>
-          <w:tblCellMar>
-            <w:top w:w="0" w:type="dxa"/>
-            <w:bottom w:w="0" w:type="dxa"/>
-          </w:tblCellMar>
-        </w:tblPrEx>
         <w:tc>
           <w:tcPr>
             <w:tcW w:w="2400" w:type="dxa"/>
@@ -10462,12 +9915,6 @@
         </w:tc>
       </w:tr>
       <w:tr>
-        <w:tblPrEx>
-          <w:tblCellMar>
-            <w:top w:w="0" w:type="dxa"/>
-            <w:bottom w:w="0" w:type="dxa"/>
-          </w:tblCellMar>
-        </w:tblPrEx>
         <w:tc>
           <w:tcPr>
             <w:tcW w:w="2400" w:type="dxa"/>
@@ -10584,12 +10031,6 @@
         </w:tc>
       </w:tr>
       <w:tr>
-        <w:tblPrEx>
-          <w:tblCellMar>
-            <w:top w:w="0" w:type="dxa"/>
-            <w:bottom w:w="0" w:type="dxa"/>
-          </w:tblCellMar>
-        </w:tblPrEx>
         <w:tc>
           <w:tcPr>
             <w:tcW w:w="2400" w:type="dxa"/>
@@ -10772,12 +10213,6 @@
         <w:gridCol w:w="3100"/>
       </w:tblGrid>
       <w:tr>
-        <w:tblPrEx>
-          <w:tblCellMar>
-            <w:top w:w="0" w:type="dxa"/>
-            <w:bottom w:w="0" w:type="dxa"/>
-          </w:tblCellMar>
-        </w:tblPrEx>
         <w:tc>
           <w:tcPr>
             <w:tcW w:w="2200" w:type="dxa"/>
@@ -10904,12 +10339,6 @@
         </w:tc>
       </w:tr>
       <w:tr>
-        <w:tblPrEx>
-          <w:tblCellMar>
-            <w:top w:w="0" w:type="dxa"/>
-            <w:bottom w:w="0" w:type="dxa"/>
-          </w:tblCellMar>
-        </w:tblPrEx>
         <w:tc>
           <w:tcPr>
             <w:tcW w:w="2200" w:type="dxa"/>
@@ -11012,12 +10441,6 @@
         </w:tc>
       </w:tr>
       <w:tr>
-        <w:tblPrEx>
-          <w:tblCellMar>
-            <w:top w:w="0" w:type="dxa"/>
-            <w:bottom w:w="0" w:type="dxa"/>
-          </w:tblCellMar>
-        </w:tblPrEx>
         <w:tc>
           <w:tcPr>
             <w:tcW w:w="2200" w:type="dxa"/>
@@ -11128,12 +10551,6 @@
         </w:tc>
       </w:tr>
       <w:tr>
-        <w:tblPrEx>
-          <w:tblCellMar>
-            <w:top w:w="0" w:type="dxa"/>
-            <w:bottom w:w="0" w:type="dxa"/>
-          </w:tblCellMar>
-        </w:tblPrEx>
         <w:tc>
           <w:tcPr>
             <w:tcW w:w="2200" w:type="dxa"/>
@@ -11244,12 +10661,6 @@
         </w:tc>
       </w:tr>
       <w:tr>
-        <w:tblPrEx>
-          <w:tblCellMar>
-            <w:top w:w="0" w:type="dxa"/>
-            <w:bottom w:w="0" w:type="dxa"/>
-          </w:tblCellMar>
-        </w:tblPrEx>
         <w:tc>
           <w:tcPr>
             <w:tcW w:w="2200" w:type="dxa"/>
@@ -11352,12 +10763,6 @@
         </w:tc>
       </w:tr>
       <w:tr>
-        <w:tblPrEx>
-          <w:tblCellMar>
-            <w:top w:w="0" w:type="dxa"/>
-            <w:bottom w:w="0" w:type="dxa"/>
-          </w:tblCellMar>
-        </w:tblPrEx>
         <w:tc>
           <w:tcPr>
             <w:tcW w:w="2200" w:type="dxa"/>
@@ -11468,12 +10873,6 @@
         </w:tc>
       </w:tr>
       <w:tr>
-        <w:tblPrEx>
-          <w:tblCellMar>
-            <w:top w:w="0" w:type="dxa"/>
-            <w:bottom w:w="0" w:type="dxa"/>
-          </w:tblCellMar>
-        </w:tblPrEx>
         <w:tc>
           <w:tcPr>
             <w:tcW w:w="2200" w:type="dxa"/>
@@ -11584,12 +10983,6 @@
         </w:tc>
       </w:tr>
       <w:tr>
-        <w:tblPrEx>
-          <w:tblCellMar>
-            <w:top w:w="0" w:type="dxa"/>
-            <w:bottom w:w="0" w:type="dxa"/>
-          </w:tblCellMar>
-        </w:tblPrEx>
         <w:tc>
           <w:tcPr>
             <w:tcW w:w="2200" w:type="dxa"/>
@@ -11692,12 +11085,6 @@
         </w:tc>
       </w:tr>
       <w:tr>
-        <w:tblPrEx>
-          <w:tblCellMar>
-            <w:top w:w="0" w:type="dxa"/>
-            <w:bottom w:w="0" w:type="dxa"/>
-          </w:tblCellMar>
-        </w:tblPrEx>
         <w:tc>
           <w:tcPr>
             <w:tcW w:w="2200" w:type="dxa"/>
@@ -11862,12 +11249,6 @@
         <w:gridCol w:w="3160"/>
       </w:tblGrid>
       <w:tr>
-        <w:tblPrEx>
-          <w:tblCellMar>
-            <w:top w:w="0" w:type="dxa"/>
-            <w:bottom w:w="0" w:type="dxa"/>
-          </w:tblCellMar>
-        </w:tblPrEx>
         <w:tc>
           <w:tcPr>
             <w:tcW w:w="2200" w:type="dxa"/>
@@ -11994,12 +11375,6 @@
         </w:tc>
       </w:tr>
       <w:tr>
-        <w:tblPrEx>
-          <w:tblCellMar>
-            <w:top w:w="0" w:type="dxa"/>
-            <w:bottom w:w="0" w:type="dxa"/>
-          </w:tblCellMar>
-        </w:tblPrEx>
         <w:tc>
           <w:tcPr>
             <w:tcW w:w="2200" w:type="dxa"/>
@@ -12102,12 +11477,6 @@
         </w:tc>
       </w:tr>
       <w:tr>
-        <w:tblPrEx>
-          <w:tblCellMar>
-            <w:top w:w="0" w:type="dxa"/>
-            <w:bottom w:w="0" w:type="dxa"/>
-          </w:tblCellMar>
-        </w:tblPrEx>
         <w:tc>
           <w:tcPr>
             <w:tcW w:w="2200" w:type="dxa"/>
@@ -12218,12 +11587,6 @@
         </w:tc>
       </w:tr>
       <w:tr>
-        <w:tblPrEx>
-          <w:tblCellMar>
-            <w:top w:w="0" w:type="dxa"/>
-            <w:bottom w:w="0" w:type="dxa"/>
-          </w:tblCellMar>
-        </w:tblPrEx>
         <w:tc>
           <w:tcPr>
             <w:tcW w:w="2200" w:type="dxa"/>
@@ -12334,12 +11697,6 @@
         </w:tc>
       </w:tr>
       <w:tr>
-        <w:tblPrEx>
-          <w:tblCellMar>
-            <w:top w:w="0" w:type="dxa"/>
-            <w:bottom w:w="0" w:type="dxa"/>
-          </w:tblCellMar>
-        </w:tblPrEx>
         <w:tc>
           <w:tcPr>
             <w:tcW w:w="2200" w:type="dxa"/>
@@ -12450,12 +11807,6 @@
         </w:tc>
       </w:tr>
       <w:tr>
-        <w:tblPrEx>
-          <w:tblCellMar>
-            <w:top w:w="0" w:type="dxa"/>
-            <w:bottom w:w="0" w:type="dxa"/>
-          </w:tblCellMar>
-        </w:tblPrEx>
         <w:tc>
           <w:tcPr>
             <w:tcW w:w="2200" w:type="dxa"/>
@@ -12602,12 +11953,6 @@
         <w:gridCol w:w="1560"/>
       </w:tblGrid>
       <w:tr>
-        <w:tblPrEx>
-          <w:tblCellMar>
-            <w:top w:w="0" w:type="dxa"/>
-            <w:bottom w:w="0" w:type="dxa"/>
-          </w:tblCellMar>
-        </w:tblPrEx>
         <w:tc>
           <w:tcPr>
             <w:tcW w:w="2800" w:type="dxa"/>
@@ -12703,12 +12048,6 @@
         </w:tc>
       </w:tr>
       <w:tr>
-        <w:tblPrEx>
-          <w:tblCellMar>
-            <w:top w:w="0" w:type="dxa"/>
-            <w:bottom w:w="0" w:type="dxa"/>
-          </w:tblCellMar>
-        </w:tblPrEx>
         <w:tc>
           <w:tcPr>
             <w:tcW w:w="2800" w:type="dxa"/>
@@ -12792,12 +12131,6 @@
         </w:tc>
       </w:tr>
       <w:tr>
-        <w:tblPrEx>
-          <w:tblCellMar>
-            <w:top w:w="0" w:type="dxa"/>
-            <w:bottom w:w="0" w:type="dxa"/>
-          </w:tblCellMar>
-        </w:tblPrEx>
         <w:tc>
           <w:tcPr>
             <w:tcW w:w="2800" w:type="dxa"/>
@@ -12881,12 +12214,6 @@
         </w:tc>
       </w:tr>
       <w:tr>
-        <w:tblPrEx>
-          <w:tblCellMar>
-            <w:top w:w="0" w:type="dxa"/>
-            <w:bottom w:w="0" w:type="dxa"/>
-          </w:tblCellMar>
-        </w:tblPrEx>
         <w:tc>
           <w:tcPr>
             <w:tcW w:w="2800" w:type="dxa"/>
@@ -12970,12 +12297,6 @@
         </w:tc>
       </w:tr>
       <w:tr>
-        <w:tblPrEx>
-          <w:tblCellMar>
-            <w:top w:w="0" w:type="dxa"/>
-            <w:bottom w:w="0" w:type="dxa"/>
-          </w:tblCellMar>
-        </w:tblPrEx>
         <w:tc>
           <w:tcPr>
             <w:tcW w:w="2800" w:type="dxa"/>
@@ -13059,12 +12380,6 @@
         </w:tc>
       </w:tr>
       <w:tr>
-        <w:tblPrEx>
-          <w:tblCellMar>
-            <w:top w:w="0" w:type="dxa"/>
-            <w:bottom w:w="0" w:type="dxa"/>
-          </w:tblCellMar>
-        </w:tblPrEx>
         <w:tc>
           <w:tcPr>
             <w:tcW w:w="2800" w:type="dxa"/>
@@ -13148,12 +12463,6 @@
         </w:tc>
       </w:tr>
       <w:tr>
-        <w:tblPrEx>
-          <w:tblCellMar>
-            <w:top w:w="0" w:type="dxa"/>
-            <w:bottom w:w="0" w:type="dxa"/>
-          </w:tblCellMar>
-        </w:tblPrEx>
         <w:tc>
           <w:tcPr>
             <w:tcW w:w="2800" w:type="dxa"/>
@@ -13237,12 +12546,6 @@
         </w:tc>
       </w:tr>
       <w:tr>
-        <w:tblPrEx>
-          <w:tblCellMar>
-            <w:top w:w="0" w:type="dxa"/>
-            <w:bottom w:w="0" w:type="dxa"/>
-          </w:tblCellMar>
-        </w:tblPrEx>
         <w:tc>
           <w:tcPr>
             <w:tcW w:w="2800" w:type="dxa"/>
@@ -13380,12 +12683,6 @@
         <w:gridCol w:w="2760"/>
       </w:tblGrid>
       <w:tr>
-        <w:tblPrEx>
-          <w:tblCellMar>
-            <w:top w:w="0" w:type="dxa"/>
-            <w:bottom w:w="0" w:type="dxa"/>
-          </w:tblCellMar>
-        </w:tblPrEx>
         <w:tc>
           <w:tcPr>
             <w:tcW w:w="3600" w:type="dxa"/>
@@ -13512,12 +12809,6 @@
         </w:tc>
       </w:tr>
       <w:tr>
-        <w:tblPrEx>
-          <w:tblCellMar>
-            <w:top w:w="0" w:type="dxa"/>
-            <w:bottom w:w="0" w:type="dxa"/>
-          </w:tblCellMar>
-        </w:tblPrEx>
         <w:tc>
           <w:tcPr>
             <w:tcW w:w="3600" w:type="dxa"/>
@@ -13634,12 +12925,6 @@
         </w:tc>
       </w:tr>
       <w:tr>
-        <w:tblPrEx>
-          <w:tblCellMar>
-            <w:top w:w="0" w:type="dxa"/>
-            <w:bottom w:w="0" w:type="dxa"/>
-          </w:tblCellMar>
-        </w:tblPrEx>
         <w:tc>
           <w:tcPr>
             <w:tcW w:w="3600" w:type="dxa"/>
@@ -13756,12 +13041,6 @@
         </w:tc>
       </w:tr>
       <w:tr>
-        <w:tblPrEx>
-          <w:tblCellMar>
-            <w:top w:w="0" w:type="dxa"/>
-            <w:bottom w:w="0" w:type="dxa"/>
-          </w:tblCellMar>
-        </w:tblPrEx>
         <w:tc>
           <w:tcPr>
             <w:tcW w:w="3600" w:type="dxa"/>
@@ -13878,12 +13157,6 @@
         </w:tc>
       </w:tr>
       <w:tr>
-        <w:tblPrEx>
-          <w:tblCellMar>
-            <w:top w:w="0" w:type="dxa"/>
-            <w:bottom w:w="0" w:type="dxa"/>
-          </w:tblCellMar>
-        </w:tblPrEx>
         <w:tc>
           <w:tcPr>
             <w:tcW w:w="3600" w:type="dxa"/>
@@ -14000,12 +13273,6 @@
         </w:tc>
       </w:tr>
       <w:tr>
-        <w:tblPrEx>
-          <w:tblCellMar>
-            <w:top w:w="0" w:type="dxa"/>
-            <w:bottom w:w="0" w:type="dxa"/>
-          </w:tblCellMar>
-        </w:tblPrEx>
         <w:tc>
           <w:tcPr>
             <w:tcW w:w="3600" w:type="dxa"/>
@@ -14122,12 +13389,6 @@
         </w:tc>
       </w:tr>
       <w:tr>
-        <w:tblPrEx>
-          <w:tblCellMar>
-            <w:top w:w="0" w:type="dxa"/>
-            <w:bottom w:w="0" w:type="dxa"/>
-          </w:tblCellMar>
-        </w:tblPrEx>
         <w:tc>
           <w:tcPr>
             <w:tcW w:w="3600" w:type="dxa"/>
@@ -14244,12 +13505,6 @@
         </w:tc>
       </w:tr>
       <w:tr>
-        <w:tblPrEx>
-          <w:tblCellMar>
-            <w:top w:w="0" w:type="dxa"/>
-            <w:bottom w:w="0" w:type="dxa"/>
-          </w:tblCellMar>
-        </w:tblPrEx>
         <w:tc>
           <w:tcPr>
             <w:tcW w:w="3600" w:type="dxa"/>
@@ -14366,12 +13621,6 @@
         </w:tc>
       </w:tr>
       <w:tr>
-        <w:tblPrEx>
-          <w:tblCellMar>
-            <w:top w:w="0" w:type="dxa"/>
-            <w:bottom w:w="0" w:type="dxa"/>
-          </w:tblCellMar>
-        </w:tblPrEx>
         <w:tc>
           <w:tcPr>
             <w:tcW w:w="3600" w:type="dxa"/>
@@ -14488,12 +13737,6 @@
         </w:tc>
       </w:tr>
       <w:tr>
-        <w:tblPrEx>
-          <w:tblCellMar>
-            <w:top w:w="0" w:type="dxa"/>
-            <w:bottom w:w="0" w:type="dxa"/>
-          </w:tblCellMar>
-        </w:tblPrEx>
         <w:tc>
           <w:tcPr>
             <w:tcW w:w="3600" w:type="dxa"/>
@@ -14680,12 +13923,6 @@
         <w:gridCol w:w="3942"/>
       </w:tblGrid>
       <w:tr>
-        <w:tblPrEx>
-          <w:tblCellMar>
-            <w:top w:w="0" w:type="dxa"/>
-            <w:bottom w:w="0" w:type="dxa"/>
-          </w:tblCellMar>
-        </w:tblPrEx>
         <w:tc>
           <w:tcPr>
             <w:tcW w:w="900" w:type="dxa"/>
@@ -14812,12 +14049,6 @@
         </w:tc>
       </w:tr>
       <w:tr>
-        <w:tblPrEx>
-          <w:tblCellMar>
-            <w:top w:w="0" w:type="dxa"/>
-            <w:bottom w:w="0" w:type="dxa"/>
-          </w:tblCellMar>
-        </w:tblPrEx>
         <w:tc>
           <w:tcPr>
             <w:tcW w:w="900" w:type="dxa"/>
@@ -14928,12 +14159,6 @@
         </w:tc>
       </w:tr>
       <w:tr>
-        <w:tblPrEx>
-          <w:tblCellMar>
-            <w:top w:w="0" w:type="dxa"/>
-            <w:bottom w:w="0" w:type="dxa"/>
-          </w:tblCellMar>
-        </w:tblPrEx>
         <w:tc>
           <w:tcPr>
             <w:tcW w:w="900" w:type="dxa"/>
@@ -15044,12 +14269,6 @@
         </w:tc>
       </w:tr>
       <w:tr>
-        <w:tblPrEx>
-          <w:tblCellMar>
-            <w:top w:w="0" w:type="dxa"/>
-            <w:bottom w:w="0" w:type="dxa"/>
-          </w:tblCellMar>
-        </w:tblPrEx>
         <w:tc>
           <w:tcPr>
             <w:tcW w:w="900" w:type="dxa"/>
@@ -15160,12 +14379,6 @@
         </w:tc>
       </w:tr>
       <w:tr>
-        <w:tblPrEx>
-          <w:tblCellMar>
-            <w:top w:w="0" w:type="dxa"/>
-            <w:bottom w:w="0" w:type="dxa"/>
-          </w:tblCellMar>
-        </w:tblPrEx>
         <w:tc>
           <w:tcPr>
             <w:tcW w:w="900" w:type="dxa"/>
@@ -15276,12 +14489,6 @@
         </w:tc>
       </w:tr>
       <w:tr>
-        <w:tblPrEx>
-          <w:tblCellMar>
-            <w:top w:w="0" w:type="dxa"/>
-            <w:bottom w:w="0" w:type="dxa"/>
-          </w:tblCellMar>
-        </w:tblPrEx>
         <w:tc>
           <w:tcPr>
             <w:tcW w:w="900" w:type="dxa"/>
@@ -15392,12 +14599,6 @@
         </w:tc>
       </w:tr>
       <w:tr>
-        <w:tblPrEx>
-          <w:tblCellMar>
-            <w:top w:w="0" w:type="dxa"/>
-            <w:bottom w:w="0" w:type="dxa"/>
-          </w:tblCellMar>
-        </w:tblPrEx>
         <w:tc>
           <w:tcPr>
             <w:tcW w:w="900" w:type="dxa"/>
@@ -15508,12 +14709,6 @@
         </w:tc>
       </w:tr>
       <w:tr>
-        <w:tblPrEx>
-          <w:tblCellMar>
-            <w:top w:w="0" w:type="dxa"/>
-            <w:bottom w:w="0" w:type="dxa"/>
-          </w:tblCellMar>
-        </w:tblPrEx>
         <w:tc>
           <w:tcPr>
             <w:tcW w:w="900" w:type="dxa"/>
@@ -15624,12 +14819,6 @@
         </w:tc>
       </w:tr>
       <w:tr>
-        <w:tblPrEx>
-          <w:tblCellMar>
-            <w:top w:w="0" w:type="dxa"/>
-            <w:bottom w:w="0" w:type="dxa"/>
-          </w:tblCellMar>
-        </w:tblPrEx>
         <w:tc>
           <w:tcPr>
             <w:tcW w:w="900" w:type="dxa"/>
@@ -15740,12 +14929,6 @@
         </w:tc>
       </w:tr>
       <w:tr>
-        <w:tblPrEx>
-          <w:tblCellMar>
-            <w:top w:w="0" w:type="dxa"/>
-            <w:bottom w:w="0" w:type="dxa"/>
-          </w:tblCellMar>
-        </w:tblPrEx>
         <w:tc>
           <w:tcPr>
             <w:tcW w:w="900" w:type="dxa"/>
@@ -15862,12 +15045,6 @@
         </w:tc>
       </w:tr>
       <w:tr>
-        <w:tblPrEx>
-          <w:tblCellMar>
-            <w:top w:w="0" w:type="dxa"/>
-            <w:bottom w:w="0" w:type="dxa"/>
-          </w:tblCellMar>
-        </w:tblPrEx>
         <w:tc>
           <w:tcPr>
             <w:tcW w:w="900" w:type="dxa"/>
@@ -16314,12 +15491,6 @@
         <w:gridCol w:w="4172"/>
       </w:tblGrid>
       <w:tr>
-        <w:tblPrEx>
-          <w:tblCellMar>
-            <w:top w:w="0" w:type="dxa"/>
-            <w:bottom w:w="0" w:type="dxa"/>
-          </w:tblCellMar>
-        </w:tblPrEx>
         <w:tc>
           <w:tcPr>
             <w:tcW w:w="3000" w:type="dxa"/>
@@ -16415,12 +15586,6 @@
         </w:tc>
       </w:tr>
       <w:tr>
-        <w:tblPrEx>
-          <w:tblCellMar>
-            <w:top w:w="0" w:type="dxa"/>
-            <w:bottom w:w="0" w:type="dxa"/>
-          </w:tblCellMar>
-        </w:tblPrEx>
         <w:tc>
           <w:tcPr>
             <w:tcW w:w="3000" w:type="dxa"/>
@@ -16514,12 +15679,6 @@
         </w:tc>
       </w:tr>
       <w:tr>
-        <w:tblPrEx>
-          <w:tblCellMar>
-            <w:top w:w="0" w:type="dxa"/>
-            <w:bottom w:w="0" w:type="dxa"/>
-          </w:tblCellMar>
-        </w:tblPrEx>
         <w:tc>
           <w:tcPr>
             <w:tcW w:w="3000" w:type="dxa"/>
@@ -16619,12 +15778,6 @@
         </w:tc>
       </w:tr>
       <w:tr>
-        <w:tblPrEx>
-          <w:tblCellMar>
-            <w:top w:w="0" w:type="dxa"/>
-            <w:bottom w:w="0" w:type="dxa"/>
-          </w:tblCellMar>
-        </w:tblPrEx>
         <w:tc>
           <w:tcPr>
             <w:tcW w:w="3000" w:type="dxa"/>
@@ -16710,12 +15863,6 @@
         </w:tc>
       </w:tr>
       <w:tr>
-        <w:tblPrEx>
-          <w:tblCellMar>
-            <w:top w:w="0" w:type="dxa"/>
-            <w:bottom w:w="0" w:type="dxa"/>
-          </w:tblCellMar>
-        </w:tblPrEx>
         <w:tc>
           <w:tcPr>
             <w:tcW w:w="3000" w:type="dxa"/>
@@ -16801,12 +15948,6 @@
         </w:tc>
       </w:tr>
       <w:tr>
-        <w:tblPrEx>
-          <w:tblCellMar>
-            <w:top w:w="0" w:type="dxa"/>
-            <w:bottom w:w="0" w:type="dxa"/>
-          </w:tblCellMar>
-        </w:tblPrEx>
         <w:tc>
           <w:tcPr>
             <w:tcW w:w="3000" w:type="dxa"/>
@@ -16892,12 +16033,6 @@
         </w:tc>
       </w:tr>
       <w:tr>
-        <w:tblPrEx>
-          <w:tblCellMar>
-            <w:top w:w="0" w:type="dxa"/>
-            <w:bottom w:w="0" w:type="dxa"/>
-          </w:tblCellMar>
-        </w:tblPrEx>
         <w:tc>
           <w:tcPr>
             <w:tcW w:w="3000" w:type="dxa"/>
@@ -16983,12 +16118,6 @@
         </w:tc>
       </w:tr>
       <w:tr>
-        <w:tblPrEx>
-          <w:tblCellMar>
-            <w:top w:w="0" w:type="dxa"/>
-            <w:bottom w:w="0" w:type="dxa"/>
-          </w:tblCellMar>
-        </w:tblPrEx>
         <w:tc>
           <w:tcPr>
             <w:tcW w:w="3000" w:type="dxa"/>
@@ -17206,12 +16335,6 @@
         <w:gridCol w:w="1485"/>
       </w:tblGrid>
       <w:tr>
-        <w:tblPrEx>
-          <w:tblCellMar>
-            <w:top w:w="0" w:type="dxa"/>
-            <w:bottom w:w="0" w:type="dxa"/>
-          </w:tblCellMar>
-        </w:tblPrEx>
         <w:tc>
           <w:tcPr>
             <w:tcW w:w="1400" w:type="dxa"/>
@@ -17338,12 +16461,6 @@
         </w:tc>
       </w:tr>
       <w:tr>
-        <w:tblPrEx>
-          <w:tblCellMar>
-            <w:top w:w="0" w:type="dxa"/>
-            <w:bottom w:w="0" w:type="dxa"/>
-          </w:tblCellMar>
-        </w:tblPrEx>
         <w:tc>
           <w:tcPr>
             <w:tcW w:w="1400" w:type="dxa"/>
@@ -17456,12 +16573,6 @@
         </w:tc>
       </w:tr>
       <w:tr>
-        <w:tblPrEx>
-          <w:tblCellMar>
-            <w:top w:w="0" w:type="dxa"/>
-            <w:bottom w:w="0" w:type="dxa"/>
-          </w:tblCellMar>
-        </w:tblPrEx>
         <w:tc>
           <w:tcPr>
             <w:tcW w:w="1400" w:type="dxa"/>
@@ -17574,12 +16685,6 @@
         </w:tc>
       </w:tr>
       <w:tr>
-        <w:tblPrEx>
-          <w:tblCellMar>
-            <w:top w:w="0" w:type="dxa"/>
-            <w:bottom w:w="0" w:type="dxa"/>
-          </w:tblCellMar>
-        </w:tblPrEx>
         <w:tc>
           <w:tcPr>
             <w:tcW w:w="1400" w:type="dxa"/>
@@ -17692,12 +16797,6 @@
         </w:tc>
       </w:tr>
       <w:tr>
-        <w:tblPrEx>
-          <w:tblCellMar>
-            <w:top w:w="0" w:type="dxa"/>
-            <w:bottom w:w="0" w:type="dxa"/>
-          </w:tblCellMar>
-        </w:tblPrEx>
         <w:tc>
           <w:tcPr>
             <w:tcW w:w="1400" w:type="dxa"/>
@@ -17810,12 +16909,6 @@
         </w:tc>
       </w:tr>
       <w:tr>
-        <w:tblPrEx>
-          <w:tblCellMar>
-            <w:top w:w="0" w:type="dxa"/>
-            <w:bottom w:w="0" w:type="dxa"/>
-          </w:tblCellMar>
-        </w:tblPrEx>
         <w:tc>
           <w:tcPr>
             <w:tcW w:w="1400" w:type="dxa"/>
@@ -17928,12 +17021,6 @@
         </w:tc>
       </w:tr>
       <w:tr>
-        <w:tblPrEx>
-          <w:tblCellMar>
-            <w:top w:w="0" w:type="dxa"/>
-            <w:bottom w:w="0" w:type="dxa"/>
-          </w:tblCellMar>
-        </w:tblPrEx>
         <w:tc>
           <w:tcPr>
             <w:tcW w:w="1400" w:type="dxa"/>
@@ -18046,12 +17133,6 @@
         </w:tc>
       </w:tr>
       <w:tr>
-        <w:tblPrEx>
-          <w:tblCellMar>
-            <w:top w:w="0" w:type="dxa"/>
-            <w:bottom w:w="0" w:type="dxa"/>
-          </w:tblCellMar>
-        </w:tblPrEx>
         <w:tc>
           <w:tcPr>
             <w:tcW w:w="1400" w:type="dxa"/>
@@ -18164,12 +17245,6 @@
         </w:tc>
       </w:tr>
       <w:tr>
-        <w:tblPrEx>
-          <w:tblCellMar>
-            <w:top w:w="0" w:type="dxa"/>
-            <w:bottom w:w="0" w:type="dxa"/>
-          </w:tblCellMar>
-        </w:tblPrEx>
         <w:tc>
           <w:tcPr>
             <w:tcW w:w="1400" w:type="dxa"/>
@@ -18333,12 +17408,6 @@
         <w:gridCol w:w="831"/>
       </w:tblGrid>
       <w:tr>
-        <w:tblPrEx>
-          <w:tblCellMar>
-            <w:top w:w="0" w:type="dxa"/>
-            <w:bottom w:w="0" w:type="dxa"/>
-          </w:tblCellMar>
-        </w:tblPrEx>
         <w:tc>
           <w:tcPr>
             <w:tcW w:w="2800" w:type="dxa"/>
@@ -18465,12 +17534,6 @@
         </w:tc>
       </w:tr>
       <w:tr>
-        <w:tblPrEx>
-          <w:tblCellMar>
-            <w:top w:w="0" w:type="dxa"/>
-            <w:bottom w:w="0" w:type="dxa"/>
-          </w:tblCellMar>
-        </w:tblPrEx>
         <w:tc>
           <w:tcPr>
             <w:tcW w:w="2800" w:type="dxa"/>
@@ -18581,12 +17644,6 @@
         </w:tc>
       </w:tr>
       <w:tr>
-        <w:tblPrEx>
-          <w:tblCellMar>
-            <w:top w:w="0" w:type="dxa"/>
-            <w:bottom w:w="0" w:type="dxa"/>
-          </w:tblCellMar>
-        </w:tblPrEx>
         <w:tc>
           <w:tcPr>
             <w:tcW w:w="2800" w:type="dxa"/>
@@ -18697,12 +17754,6 @@
         </w:tc>
       </w:tr>
       <w:tr>
-        <w:tblPrEx>
-          <w:tblCellMar>
-            <w:top w:w="0" w:type="dxa"/>
-            <w:bottom w:w="0" w:type="dxa"/>
-          </w:tblCellMar>
-        </w:tblPrEx>
         <w:tc>
           <w:tcPr>
             <w:tcW w:w="2800" w:type="dxa"/>
@@ -18813,12 +17864,6 @@
         </w:tc>
       </w:tr>
       <w:tr>
-        <w:tblPrEx>
-          <w:tblCellMar>
-            <w:top w:w="0" w:type="dxa"/>
-            <w:bottom w:w="0" w:type="dxa"/>
-          </w:tblCellMar>
-        </w:tblPrEx>
         <w:tc>
           <w:tcPr>
             <w:tcW w:w="2800" w:type="dxa"/>
@@ -18929,12 +17974,6 @@
         </w:tc>
       </w:tr>
       <w:tr>
-        <w:tblPrEx>
-          <w:tblCellMar>
-            <w:top w:w="0" w:type="dxa"/>
-            <w:bottom w:w="0" w:type="dxa"/>
-          </w:tblCellMar>
-        </w:tblPrEx>
         <w:tc>
           <w:tcPr>
             <w:tcW w:w="2800" w:type="dxa"/>
@@ -19051,12 +18090,6 @@
         </w:tc>
       </w:tr>
       <w:tr>
-        <w:tblPrEx>
-          <w:tblCellMar>
-            <w:top w:w="0" w:type="dxa"/>
-            <w:bottom w:w="0" w:type="dxa"/>
-          </w:tblCellMar>
-        </w:tblPrEx>
         <w:tc>
           <w:tcPr>
             <w:tcW w:w="2800" w:type="dxa"/>
@@ -19167,12 +18200,6 @@
         </w:tc>
       </w:tr>
       <w:tr>
-        <w:tblPrEx>
-          <w:tblCellMar>
-            <w:top w:w="0" w:type="dxa"/>
-            <w:bottom w:w="0" w:type="dxa"/>
-          </w:tblCellMar>
-        </w:tblPrEx>
         <w:tc>
           <w:tcPr>
             <w:tcW w:w="2800" w:type="dxa"/>
@@ -19378,13 +18405,25 @@
         <w:rPr>
           <w:b/>
           <w:bCs/>
+          <w:lang w:val="en-US"/>
         </w:rPr>
-        <w:t>main: Solo release stabili</w:t>
+        <w:t xml:space="preserve">main: Solo release </w:t>
       </w:r>
+      <w:proofErr w:type="spellStart"/>
       <w:r>
         <w:rPr>
           <w:b/>
           <w:bCs/>
+          <w:lang w:val="en-US"/>
+        </w:rPr>
+        <w:t>stabili</w:t>
+      </w:r>
+      <w:proofErr w:type="spellEnd"/>
+      <w:r>
+        <w:rPr>
+          <w:b/>
+          <w:bCs/>
+          <w:lang w:val="en-US"/>
         </w:rPr>
         <w:t xml:space="preserve"> e open source</w:t>
       </w:r>
@@ -19392,31 +18431,32 @@
         <w:rPr>
           <w:b/>
           <w:bCs/>
+          <w:lang w:val="en-US"/>
         </w:rPr>
-        <w:t>. Nessun push diretto.</w:t>
-      </w:r>
-    </w:p>
-    <w:p>
-      <w:pPr>
-        <w:pStyle w:val="Paragrafoelenco"/>
-        <w:numPr>
-          <w:ilvl w:val="0"/>
-          <w:numId w:val="2"/>
-        </w:numPr>
-      </w:pPr>
-      <w:r>
-        <w:rPr>
-          <w:b/>
-          <w:bCs/>
-        </w:rPr>
-        <w:t>[versione numero]/</w:t>
+        <w:t xml:space="preserve">. </w:t>
       </w:r>
       <w:r>
         <w:rPr>
           <w:b/>
           <w:bCs/>
         </w:rPr>
-        <w:t>develop: branch di integrazione. Feature branch mergiati tramite PR con revisione.</w:t>
+        <w:t>Nessun push diretto.</w:t>
+      </w:r>
+    </w:p>
+    <w:p>
+      <w:pPr>
+        <w:pStyle w:val="Paragrafoelenco"/>
+        <w:numPr>
+          <w:ilvl w:val="0"/>
+          <w:numId w:val="2"/>
+        </w:numPr>
+      </w:pPr>
+      <w:r>
+        <w:rPr>
+          <w:b/>
+          <w:bCs/>
+        </w:rPr>
+        <w:t>[versione numero]/develop: branch di integrazione. Feature branch mergiati tramite PR con revisione.</w:t>
       </w:r>
       <w:r>
         <w:rPr>
@@ -19624,17 +18664,7 @@
           <w:sz w:val="18"/>
           <w:szCs w:val="18"/>
         </w:rPr>
-        <w:t xml:space="preserve">08 </w:t>
-      </w:r>
-      <w:r>
-        <w:rPr>
-          <w:i/>
-          <w:iCs/>
-          <w:color w:val="595959"/>
-          <w:sz w:val="18"/>
-          <w:szCs w:val="18"/>
-        </w:rPr>
-        <w:t>Giugno 2026 — LogiChain ERP V3.0 — CONFIDENZIALE</w:t>
+        <w:t>08 Giugno 2026 — LogiChain ERP V3.0 — CONFIDENZIALE</w:t>
       </w:r>
     </w:p>
     <w:sectPr>
